--- a/docs/word/7 - Building the Flow URLs into the App.docx
+++ b/docs/word/7 - Building the Flow URLs into the App.docx
@@ -821,11 +821,419 @@
     </w:p>
     <w:p>
       <w:pPr>
+        <w:pStyle w:val="Heading2"/>
+        <w:spacing w:after="140" w:before="320"/>
+      </w:pPr>
+      <w:r>
+        <w:rPr>
+          <w:rFonts w:ascii="Arial" w:cs="Arial" w:eastAsia="Arial" w:hAnsi="Arial"/>
+          <w:b/>
+          <w:bCs/>
+          <w:color w:val="2A4258"/>
+          <w:sz w:val="24"/>
+          <w:szCs w:val="24"/>
+        </w:rPr>
+        <w:t xml:space="preserve">Keeping a filled-in copy outside the repository</w:t>
+      </w:r>
+    </w:p>
+    <w:p>
+      <w:pPr>
+        <w:spacing w:after="160" w:line="276"/>
+      </w:pPr>
+      <w:r>
+        <w:rPr>
+          <w:rFonts w:ascii="Arial" w:cs="Arial" w:eastAsia="Arial" w:hAnsi="Arial"/>
+          <w:color w:val="1C2B3A"/>
+          <w:sz w:val="20"/>
+          <w:szCs w:val="20"/>
+        </w:rPr>
+        <w:t xml:space="preserve">The safest arrangement if you build from source: keep one filled-in </w:t>
+      </w:r>
+      <w:r>
+        <w:rPr>
+          <w:rFonts w:ascii="Consolas" w:cs="Consolas" w:eastAsia="Consolas" w:hAnsi="Consolas"/>
+          <w:color w:val="2A4258"/>
+          <w:sz w:val="18"/>
+          <w:szCs w:val="18"/>
+          <w:shd w:fill="F2F0EA" w:val="clear"/>
+        </w:rPr>
+        <w:t xml:space="preserve">flow-config.js</w:t>
+      </w:r>
+      <w:r>
+        <w:rPr>
+          <w:rFonts w:ascii="Arial" w:cs="Arial" w:eastAsia="Arial" w:hAnsi="Arial"/>
+          <w:color w:val="1C2B3A"/>
+          <w:sz w:val="20"/>
+          <w:szCs w:val="20"/>
+        </w:rPr>
+        <w:t xml:space="preserve"> somewhere that is not the checkout, and point the builders at it. Nothing in the repository ever holds a URL, so nothing can be committed by accident.</w:t>
+      </w:r>
+    </w:p>
+    <w:p>
+      <w:pPr>
+        <w:pBdr>
+          <w:left w:val="single" w:color="4C5C6D" w:sz="12" w:space="8"/>
+        </w:pBdr>
+        <w:shd w:fill="F2F0EA" w:val="clear"/>
+        <w:spacing w:after="0" w:before="120"/>
+        <w:ind w:left="220" w:right="220"/>
+      </w:pPr>
+      <w:r>
+        <w:rPr>
+          <w:rFonts w:ascii="Consolas" w:cs="Consolas" w:eastAsia="Consolas" w:hAnsi="Consolas"/>
+          <w:color w:val="1C2B3A"/>
+          <w:sz w:val="17"/>
+          <w:szCs w:val="17"/>
+        </w:rPr>
+        <w:t xml:space="preserve">python3 tools/make-deploy-folder.py --flow-config ~/axis-private/flow-config.js</w:t>
+      </w:r>
+    </w:p>
+    <w:p>
+      <w:pPr>
+        <w:pBdr>
+          <w:left w:val="single" w:color="4C5C6D" w:sz="12" w:space="8"/>
+        </w:pBdr>
+        <w:shd w:fill="F2F0EA" w:val="clear"/>
+        <w:spacing w:after="160" w:before="0"/>
+        <w:ind w:left="220" w:right="220"/>
+      </w:pPr>
+      <w:r>
+        <w:rPr>
+          <w:rFonts w:ascii="Consolas" w:cs="Consolas" w:eastAsia="Consolas" w:hAnsi="Consolas"/>
+          <w:color w:val="1C2B3A"/>
+          <w:sz w:val="17"/>
+          <w:szCs w:val="17"/>
+        </w:rPr>
+        <w:t xml:space="preserve">python3 build-single-file.py --flow-config ~/axis-private/flow-config.js --out build/index.html</w:t>
+      </w:r>
+    </w:p>
+    <w:p>
+      <w:pPr>
+        <w:spacing w:after="160" w:line="276"/>
+      </w:pPr>
+      <w:r>
+        <w:rPr>
+          <w:rFonts w:ascii="Arial" w:cs="Arial" w:eastAsia="Arial" w:hAnsi="Arial"/>
+          <w:color w:val="1C2B3A"/>
+          <w:sz w:val="20"/>
+          <w:szCs w:val="20"/>
+        </w:rPr>
+        <w:t xml:space="preserve">Both refuse a file that does not declare </w:t>
+      </w:r>
+      <w:r>
+        <w:rPr>
+          <w:rFonts w:ascii="Consolas" w:cs="Consolas" w:eastAsia="Consolas" w:hAnsi="Consolas"/>
+          <w:color w:val="2A4258"/>
+          <w:sz w:val="18"/>
+          <w:szCs w:val="18"/>
+          <w:shd w:fill="F2F0EA" w:val="clear"/>
+        </w:rPr>
+        <w:t xml:space="preserve">FLOW_URLS</w:t>
+      </w:r>
+      <w:r>
+        <w:rPr>
+          <w:rFonts w:ascii="Arial" w:cs="Arial" w:eastAsia="Arial" w:hAnsi="Arial"/>
+          <w:color w:val="1C2B3A"/>
+          <w:sz w:val="20"/>
+          <w:szCs w:val="20"/>
+        </w:rPr>
+        <w:t xml:space="preserve">, so pointing at the wrong one fails loudly rather than building a site with no flows.</w:t>
+      </w:r>
+    </w:p>
+    <w:p>
+      <w:pPr>
         <w:pBdr>
           <w:bottom w:val="single" w:color="C9C2B4" w:sz="6" w:space="1"/>
         </w:pBdr>
         <w:spacing w:after="200" w:before="200"/>
       </w:pPr>
+    </w:p>
+    <w:p>
+      <w:pPr>
+        <w:pStyle w:val="Heading1"/>
+        <w:spacing w:after="140" w:before="320"/>
+      </w:pPr>
+      <w:r>
+        <w:rPr>
+          <w:rFonts w:ascii="Arial" w:cs="Arial" w:eastAsia="Arial" w:hAnsi="Arial"/>
+          <w:b/>
+          <w:bCs/>
+          <w:color w:val="2A4258"/>
+          <w:sz w:val="30"/>
+          <w:szCs w:val="30"/>
+        </w:rPr>
+        <w:t xml:space="preserve">Seeing them afterwards</w:t>
+      </w:r>
+    </w:p>
+    <w:p>
+      <w:pPr>
+        <w:spacing w:after="160" w:line="276"/>
+      </w:pPr>
+      <w:r>
+        <w:rPr>
+          <w:rFonts w:ascii="Arial" w:cs="Arial" w:eastAsia="Arial" w:hAnsi="Arial"/>
+          <w:color w:val="1C2B3A"/>
+          <w:sz w:val="20"/>
+          <w:szCs w:val="20"/>
+        </w:rPr>
+        <w:t xml:space="preserve">Built-in URLs are </w:t>
+      </w:r>
+      <w:r>
+        <w:rPr>
+          <w:rFonts w:ascii="Arial" w:cs="Arial" w:eastAsia="Arial" w:hAnsi="Arial"/>
+          <w:b/>
+          <w:bCs/>
+          <w:color w:val="1C2B3A"/>
+          <w:sz w:val="20"/>
+          <w:szCs w:val="20"/>
+        </w:rPr>
+        <w:t xml:space="preserve">masked</w:t>
+      </w:r>
+      <w:r>
+        <w:rPr>
+          <w:rFonts w:ascii="Arial" w:cs="Arial" w:eastAsia="Arial" w:hAnsi="Arial"/>
+          <w:color w:val="1C2B3A"/>
+          <w:sz w:val="20"/>
+          <w:szCs w:val="20"/>
+        </w:rPr>
+        <w:t xml:space="preserve"> in Settings. Each box shows enough to tell which flow it is and that something is set, with the signature replaced by dots:</w:t>
+      </w:r>
+    </w:p>
+    <w:p>
+      <w:pPr>
+        <w:pBdr>
+          <w:left w:val="single" w:color="4C5C6D" w:sz="12" w:space="8"/>
+        </w:pBdr>
+        <w:shd w:fill="F2F0EA" w:val="clear"/>
+        <w:spacing w:after="160" w:before="120"/>
+        <w:ind w:left="220" w:right="220"/>
+      </w:pPr>
+      <w:r>
+        <w:rPr>
+          <w:rFonts w:ascii="Consolas" w:cs="Consolas" w:eastAsia="Consolas" w:hAnsi="Consolas"/>
+          <w:color w:val="1C2B3A"/>
+          <w:sz w:val="17"/>
+          <w:szCs w:val="17"/>
+        </w:rPr>
+        <w:t xml:space="preserve">https://defaulte52a9a8778f14048b91…al%2Frun&amp;sv=1.0&amp;sig=••••••••••  (hidden)</w:t>
+      </w:r>
+    </w:p>
+    <w:p>
+      <w:pPr>
+        <w:spacing w:after="160" w:line="276"/>
+      </w:pPr>
+      <w:r>
+        <w:rPr>
+          <w:rFonts w:ascii="Arial" w:cs="Arial" w:eastAsia="Arial" w:hAnsi="Arial"/>
+          <w:b/>
+          <w:bCs/>
+          <w:color w:val="1C2B3A"/>
+          <w:sz w:val="20"/>
+          <w:szCs w:val="20"/>
+        </w:rPr>
+        <w:t xml:space="preserve">Show URLs (admin)</w:t>
+      </w:r>
+      <w:r>
+        <w:rPr>
+          <w:rFonts w:ascii="Arial" w:cs="Arial" w:eastAsia="Arial" w:hAnsi="Arial"/>
+          <w:color w:val="1C2B3A"/>
+          <w:sz w:val="20"/>
+          <w:szCs w:val="20"/>
+        </w:rPr>
+        <w:t xml:space="preserve"> asks for the Settings password and then shows them in full. </w:t>
+      </w:r>
+      <w:r>
+        <w:rPr>
+          <w:rFonts w:ascii="Arial" w:cs="Arial" w:eastAsia="Arial" w:hAnsi="Arial"/>
+          <w:b/>
+          <w:bCs/>
+          <w:color w:val="1C2B3A"/>
+          <w:sz w:val="20"/>
+          <w:szCs w:val="20"/>
+        </w:rPr>
+        <w:t xml:space="preserve">Hide URLs</w:t>
+      </w:r>
+      <w:r>
+        <w:rPr>
+          <w:rFonts w:ascii="Arial" w:cs="Arial" w:eastAsia="Arial" w:hAnsi="Arial"/>
+          <w:color w:val="1C2B3A"/>
+          <w:sz w:val="20"/>
+          <w:szCs w:val="20"/>
+        </w:rPr>
+        <w:t xml:space="preserve"> puts them back, and leaving Settings hides them anyway, so they are never left on screen. With no password set the button declines to do anything and says to set one in section D first — a reveal guarded by nothing would be a reveal in a costume.</w:t>
+      </w:r>
+    </w:p>
+    <w:p>
+      <w:pPr>
+        <w:spacing w:after="160" w:line="276"/>
+      </w:pPr>
+      <w:r>
+        <w:rPr>
+          <w:rFonts w:ascii="Arial" w:cs="Arial" w:eastAsia="Arial" w:hAnsi="Arial"/>
+          <w:color w:val="1C2B3A"/>
+          <w:sz w:val="20"/>
+          <w:szCs w:val="20"/>
+        </w:rPr>
+        <w:t xml:space="preserve">Only once they are shown does </w:t>
+      </w:r>
+      <w:r>
+        <w:rPr>
+          <w:rFonts w:ascii="Arial" w:cs="Arial" w:eastAsia="Arial" w:hAnsi="Arial"/>
+          <w:b/>
+          <w:bCs/>
+          <w:color w:val="1C2B3A"/>
+          <w:sz w:val="20"/>
+          <w:szCs w:val="20"/>
+        </w:rPr>
+        <w:t xml:space="preserve">Unlock to change</w:t>
+      </w:r>
+      <w:r>
+        <w:rPr>
+          <w:rFonts w:ascii="Arial" w:cs="Arial" w:eastAsia="Arial" w:hAnsi="Arial"/>
+          <w:color w:val="1C2B3A"/>
+          <w:sz w:val="20"/>
+          <w:szCs w:val="20"/>
+        </w:rPr>
+        <w:t xml:space="preserve"> appear. Editing a row of dots could only ever save a row of dots.</w:t>
+      </w:r>
+    </w:p>
+    <w:p>
+      <w:pPr>
+        <w:spacing w:after="160" w:line="276"/>
+      </w:pPr>
+      <w:r>
+        <w:rPr>
+          <w:rFonts w:ascii="Arial" w:cs="Arial" w:eastAsia="Arial" w:hAnsi="Arial"/>
+          <w:color w:val="1C2B3A"/>
+          <w:sz w:val="20"/>
+          <w:szCs w:val="20"/>
+        </w:rPr>
+        <w:t xml:space="preserve">Masks are never mistaken for URLs: saving with them on screen stores nothing, and rebuilding with </w:t>
+      </w:r>
+      <w:r>
+        <w:rPr>
+          <w:rFonts w:ascii="Arial" w:cs="Arial" w:eastAsia="Arial" w:hAnsi="Arial"/>
+          <w:b/>
+          <w:bCs/>
+          <w:color w:val="1C2B3A"/>
+          <w:sz w:val="20"/>
+          <w:szCs w:val="20"/>
+        </w:rPr>
+        <w:t xml:space="preserve">Build the URLs in</w:t>
+      </w:r>
+      <w:r>
+        <w:rPr>
+          <w:rFonts w:ascii="Arial" w:cs="Arial" w:eastAsia="Arial" w:hAnsi="Arial"/>
+          <w:color w:val="1C2B3A"/>
+          <w:sz w:val="20"/>
+          <w:szCs w:val="20"/>
+        </w:rPr>
+        <w:t xml:space="preserve"> keeps the real ones rather than baking the dots in.</w:t>
+      </w:r>
+    </w:p>
+    <w:p>
+      <w:pPr>
+        <w:pStyle w:val="Heading2"/>
+        <w:spacing w:after="140" w:before="320"/>
+      </w:pPr>
+      <w:r>
+        <w:rPr>
+          <w:rFonts w:ascii="Arial" w:cs="Arial" w:eastAsia="Arial" w:hAnsi="Arial"/>
+          <w:b/>
+          <w:bCs/>
+          <w:color w:val="2A4258"/>
+          <w:sz w:val="24"/>
+          <w:szCs w:val="24"/>
+        </w:rPr>
+        <w:t xml:space="preserve">What the masking is for, and what it is not</w:t>
+      </w:r>
+    </w:p>
+    <w:p>
+      <w:pPr>
+        <w:spacing w:after="160" w:line="276"/>
+      </w:pPr>
+      <w:r>
+        <w:rPr>
+          <w:rFonts w:ascii="Arial" w:cs="Arial" w:eastAsia="Arial" w:hAnsi="Arial"/>
+          <w:color w:val="1C2B3A"/>
+          <w:sz w:val="20"/>
+          <w:szCs w:val="20"/>
+        </w:rPr>
+        <w:t xml:space="preserve">It is for shoulders, screenshots and shared screens: a flow URL should not be sitting in plain sight while you demonstrate something.</w:t>
+      </w:r>
+    </w:p>
+    <w:p>
+      <w:pPr>
+        <w:spacing w:after="160" w:line="276"/>
+      </w:pPr>
+      <w:r>
+        <w:rPr>
+          <w:rFonts w:ascii="Arial" w:cs="Arial" w:eastAsia="Arial" w:hAnsi="Arial"/>
+          <w:color w:val="1C2B3A"/>
+          <w:sz w:val="20"/>
+          <w:szCs w:val="20"/>
+        </w:rPr>
+        <w:t xml:space="preserve">It is </w:t>
+      </w:r>
+      <w:r>
+        <w:rPr>
+          <w:rFonts w:ascii="Arial" w:cs="Arial" w:eastAsia="Arial" w:hAnsi="Arial"/>
+          <w:b/>
+          <w:bCs/>
+          <w:color w:val="1C2B3A"/>
+          <w:sz w:val="20"/>
+          <w:szCs w:val="20"/>
+        </w:rPr>
+        <w:t xml:space="preserve">not</w:t>
+      </w:r>
+      <w:r>
+        <w:rPr>
+          <w:rFonts w:ascii="Arial" w:cs="Arial" w:eastAsia="Arial" w:hAnsi="Arial"/>
+          <w:color w:val="1C2B3A"/>
+          <w:sz w:val="20"/>
+          <w:szCs w:val="20"/>
+        </w:rPr>
+        <w:t xml:space="preserve"> a secret kept from the people using the app. The URLs are in the deployed page, and anyone who can open the site can read them in view-source or with </w:t>
+      </w:r>
+      <w:r>
+        <w:rPr>
+          <w:rFonts w:ascii="Consolas" w:cs="Consolas" w:eastAsia="Consolas" w:hAnsi="Consolas"/>
+          <w:color w:val="2A4258"/>
+          <w:sz w:val="18"/>
+          <w:szCs w:val="18"/>
+          <w:shd w:fill="F2F0EA" w:val="clear"/>
+        </w:rPr>
+        <w:t xml:space="preserve">curl</w:t>
+      </w:r>
+      <w:r>
+        <w:rPr>
+          <w:rFonts w:ascii="Arial" w:cs="Arial" w:eastAsia="Arial" w:hAnsi="Arial"/>
+          <w:color w:val="1C2B3A"/>
+          <w:sz w:val="20"/>
+          <w:szCs w:val="20"/>
+        </w:rPr>
+        <w:t xml:space="preserve">. No amount of hiding in the interface changes that — see </w:t>
+      </w:r>
+      <w:r>
+        <w:rPr>
+          <w:rFonts w:ascii="Arial" w:cs="Arial" w:eastAsia="Arial" w:hAnsi="Arial"/>
+          <w:b/>
+          <w:bCs/>
+          <w:color w:val="1C2B3A"/>
+          <w:sz w:val="20"/>
+          <w:szCs w:val="20"/>
+        </w:rPr>
+        <w:t xml:space="preserve">8 - Microsoft Sign-In.docx</w:t>
+      </w:r>
+      <w:r>
+        <w:rPr>
+          <w:rFonts w:ascii="Arial" w:cs="Arial" w:eastAsia="Arial" w:hAnsi="Arial"/>
+          <w:color w:val="1C2B3A"/>
+          <w:sz w:val="20"/>
+          <w:szCs w:val="20"/>
+        </w:rPr>
+        <w:t xml:space="preserve"> for what does.</w:t>
+      </w:r>
     </w:p>
     <w:p>
       <w:pPr>

--- a/docs/word/7 - Building the Flow URLs into the App.docx
+++ b/docs/word/7 - Building the Flow URLs into the App.docx
@@ -376,16 +376,16 @@
           <w:sz w:val="20"/>
           <w:szCs w:val="20"/>
         </w:rPr>
-        <w:t xml:space="preserve">Settings → A</w:t>
-      </w:r>
-      <w:r>
-        <w:rPr>
-          <w:rFonts w:ascii="Arial" w:cs="Arial" w:eastAsia="Arial" w:hAnsi="Arial"/>
-          <w:color w:val="1C2B3A"/>
-          <w:sz w:val="20"/>
-          <w:szCs w:val="20"/>
-        </w:rPr>
-        <w:t xml:space="preserve"> — paste the five URLs into the boxes, as you would for yourself. Press </w:t>
+        <w:t xml:space="preserve">Settings → Administrator settings → A</w:t>
+      </w:r>
+      <w:r>
+        <w:rPr>
+          <w:rFonts w:ascii="Arial" w:cs="Arial" w:eastAsia="Arial" w:hAnsi="Arial"/>
+          <w:color w:val="1C2B3A"/>
+          <w:sz w:val="20"/>
+          <w:szCs w:val="20"/>
+        </w:rPr>
+        <w:t xml:space="preserve"> — paste the five URLs into the boxes. Press </w:t>
       </w:r>
       <w:r>
         <w:rPr>
@@ -426,7 +426,7 @@
           <w:sz w:val="20"/>
           <w:szCs w:val="20"/>
         </w:rPr>
-        <w:t xml:space="preserve">Settings → C → Build the URLs in.</w:t>
+        <w:t xml:space="preserve">B → Build the URLs in.</w:t>
       </w:r>
       <w:r>
         <w:rPr>
@@ -623,7 +623,7 @@
           <w:sz w:val="20"/>
           <w:szCs w:val="20"/>
         </w:rPr>
-        <w:t xml:space="preserve">Settings → C → Build a copy with none in.</w:t>
+        <w:t xml:space="preserve">Administrator settings → B → Build a copy with none in.</w:t>
       </w:r>
       <w:r>
         <w:rPr>
@@ -1031,16 +1031,16 @@
           <w:sz w:val="20"/>
           <w:szCs w:val="20"/>
         </w:rPr>
-        <w:t xml:space="preserve">Show URLs (admin)</w:t>
-      </w:r>
-      <w:r>
-        <w:rPr>
-          <w:rFonts w:ascii="Arial" w:cs="Arial" w:eastAsia="Arial" w:hAnsi="Arial"/>
-          <w:color w:val="1C2B3A"/>
-          <w:sz w:val="20"/>
-          <w:szCs w:val="20"/>
-        </w:rPr>
-        <w:t xml:space="preserve"> asks for the Settings password and then shows them in full. </w:t>
+        <w:t xml:space="preserve">Show URLs</w:t>
+      </w:r>
+      <w:r>
+        <w:rPr>
+          <w:rFonts w:ascii="Arial" w:cs="Arial" w:eastAsia="Arial" w:hAnsi="Arial"/>
+          <w:color w:val="1C2B3A"/>
+          <w:sz w:val="20"/>
+          <w:szCs w:val="20"/>
+        </w:rPr>
+        <w:t xml:space="preserve"> shows them in full and </w:t>
       </w:r>
       <w:r>
         <w:rPr>
@@ -1060,7 +1060,7 @@
           <w:sz w:val="20"/>
           <w:szCs w:val="20"/>
         </w:rPr>
-        <w:t xml:space="preserve"> puts them back, and leaving Settings hides them anyway, so they are never left on screen. With no password set the button declines to do anything and says to set one in section D first — a reveal guarded by nothing would be a reveal in a costume.</w:t>
+        <w:t xml:space="preserve"> puts them back; leaving the screen hides them anyway, so they are never left on display. There is no second password here — this screen is already behind one, and asking again for something you have just proved is friction pretending to be security. The toggle is for shoulders and shared screens.</w:t>
       </w:r>
     </w:p>
     <w:p>
